--- a/The Dolphins' View of History/chapters/21 - Home by Christmas - The First World War.docx
+++ b/The Dolphins' View of History/chapters/21 - Home by Christmas - The First World War.docx
@@ -18,7 +18,7 @@
           <w:sz w:val="36"/>
           <w:szCs w:val="36"/>
         </w:rPr>
-        <w:t xml:space="preserve">Chapter 21: Home by Christmas — The First World War</w:t>
+        <w:t xml:space="preserve">1914–1918: Home by Christmas — The First World War</w:t>
       </w:r>
     </w:p>
     <w:p>

--- a/The Dolphins' View of History/chapters/21 - Home by Christmas - The First World War.docx
+++ b/The Dolphins' View of History/chapters/21 - Home by Christmas - The First World War.docx
@@ -87,6 +87,14 @@
           <w:iCs/>
         </w:rPr>
         <w:t xml:space="preserve">“It is one of the rarest events in this book,” dolphin scholars remarked. “Two armies that had been ordered to kill each other decided, on their own initiative, to stop, and were then ordered, on the highest authority, to start again.”</w:t>
+      </w:r>
+    </w:p>
+    <w:p>
+      <w:pPr>
+        <w:spacing w:after="200"/>
+      </w:pPr>
+      <w:r>
+        <w:t xml:space="preserve">Here the ratchet this book has been following turned on the people who built it. Every gain of the industrial century, steel, chemistry, railways, the telegraph, mass literacy, and the administrative skill to feed and move millions of people, was available at once and pointed in one direction. The capability was cumulative, built up by generations. The judgment about using it was exercised, in the summer of 1914, by a few dozen men in a few weeks.</w:t>
       </w:r>
     </w:p>
     <w:p>
